--- a/STA 404/Project2/Project 2.docx
+++ b/STA 404/Project2/Project 2.docx
@@ -1126,10 +1126,13 @@
     </w:p>
     <w:p>
       <w:r>
-        <w:t>I personally think my app is a little messy and there is always room for improvement</w:t>
-      </w:r>
-      <w:r>
-        <w:t xml:space="preserve"> but I’d be fine with having it hosted and working with you on that. </w:t>
+        <w:t>I personally think my app is a little messy and there is always room for improvement but I’d be fine with having it hosted and working with you on that</w:t>
+      </w:r>
+      <w:r>
+        <w:t xml:space="preserve"> if mine is chosen</w:t>
+      </w:r>
+      <w:r>
+        <w:t xml:space="preserve">. </w:t>
       </w:r>
     </w:p>
     <w:sectPr>
